--- a/work/debate_extras.docx
+++ b/work/debate_extras.docx
@@ -34,7 +34,7 @@
         <w:t xml:space="preserve">S2026</w:t>
       </w:r>
     </w:p>
-    <w:bookmarkStart w:id="21" w:name="overview"/>
+    <w:bookmarkStart w:id="10" w:name="overview"/>
     <w:p>
       <w:pPr>
         <w:pStyle w:val="Heading2"/>
@@ -169,7 +169,7 @@
         <w:rPr>
           <w:rStyle w:val="FootnoteReference"/>
         </w:rPr>
-        <w:footnoteReference w:id="20"/>
+        <w:footnoteReference w:id="9"/>
       </w:r>
       <w:r>
         <w:t xml:space="preserve"> </w:t>
@@ -347,31 +347,7 @@
         </w:numPr>
       </w:pPr>
       <w:r>
-        <w:t xml:space="preserve">Different team members should take</w:t>
-      </w:r>
-      <w:r>
-        <w:t xml:space="preserve"> </w:t>
-      </w:r>
-      <w:r>
-        <w:t xml:space="preserve">“lead”</w:t>
-      </w:r>
-      <w:r>
-        <w:t xml:space="preserve"> </w:t>
-      </w:r>
-      <w:r>
-        <w:t xml:space="preserve">presenting roles in the different debate components. Teams are encouraged, although not required, to vary who takes</w:t>
-      </w:r>
-      <w:r>
-        <w:t xml:space="preserve"> </w:t>
-      </w:r>
-      <w:r>
-        <w:t xml:space="preserve">“lead”</w:t>
-      </w:r>
-      <w:r>
-        <w:t xml:space="preserve"> </w:t>
-      </w:r>
-      <w:r>
-        <w:t xml:space="preserve">in each component across different debates as well.</w:t>
+        <w:t xml:space="preserve">Different team members should take “lead” presenting roles in the different debate components. Teams are encouraged, although not required, to vary who takes “lead” in each component across different debates as well.</w:t>
       </w:r>
     </w:p>
     <w:p>
@@ -395,23 +371,11 @@
         </w:numPr>
       </w:pPr>
       <w:r>
-        <w:t xml:space="preserve">The jury must attempt to be as even handed and open-minded as possible: do not judge based upon which side you began thinking was the</w:t>
-      </w:r>
-      <w:r>
-        <w:t xml:space="preserve"> </w:t>
-      </w:r>
-      <w:r>
-        <w:t xml:space="preserve">“correct”</w:t>
-      </w:r>
-      <w:r>
-        <w:t xml:space="preserve"> </w:t>
-      </w:r>
-      <w:r>
-        <w:t xml:space="preserve">answer; judge based upon which side you think debated more effectively and persuaded toward their side.</w:t>
-      </w:r>
-    </w:p>
-    <w:bookmarkEnd w:id="21"/>
-    <w:bookmarkStart w:id="22" w:name="structure-and-flow"/>
+        <w:t xml:space="preserve">The jury must attempt to be as even handed and open-minded as possible: do not judge based upon which side you began thinking was the “correct” answer; judge based upon which side you think debated more effectively and persuaded toward their side.</w:t>
+      </w:r>
+    </w:p>
+    <w:bookmarkEnd w:id="10"/>
+    <w:bookmarkStart w:id="11" w:name="structure-and-flow"/>
     <w:p>
       <w:pPr>
         <w:pStyle w:val="Heading2"/>
@@ -598,8 +562,8 @@
         <w:t xml:space="preserve">Team two summarizes why they think the judges should vote for them. One minute.</w:t>
       </w:r>
     </w:p>
-    <w:bookmarkEnd w:id="22"/>
-    <w:bookmarkStart w:id="23" w:name="team-roles"/>
+    <w:bookmarkEnd w:id="11"/>
+    <w:bookmarkStart w:id="12" w:name="team-roles"/>
     <w:p>
       <w:pPr>
         <w:pStyle w:val="Heading2"/>
@@ -704,8 +668,8 @@
         <w:t xml:space="preserve">Each student should take one or more roles, as necessary, but it is the entire team’s responsibility to coordinate and prepare each section.</w:t>
       </w:r>
     </w:p>
-    <w:bookmarkEnd w:id="23"/>
-    <w:bookmarkStart w:id="24" w:name="general-tips-and-advice"/>
+    <w:bookmarkEnd w:id="12"/>
+    <w:bookmarkStart w:id="13" w:name="general-tips-and-advice"/>
     <w:p>
       <w:pPr>
         <w:pStyle w:val="Heading2"/>
@@ -722,28 +686,7 @@
         </w:numPr>
       </w:pPr>
       <w:r>
-        <w:t xml:space="preserve">Refer to the other team as</w:t>
-      </w:r>
-      <w:r>
-        <w:t xml:space="preserve"> </w:t>
-      </w:r>
-      <w:r>
-        <w:t xml:space="preserve">“our opponents”</w:t>
-      </w:r>
-      <w:r>
-        <w:t xml:space="preserve"> </w:t>
-      </w:r>
-      <w:r>
-        <w:t xml:space="preserve">or</w:t>
-      </w:r>
-      <w:r>
-        <w:t xml:space="preserve"> </w:t>
-      </w:r>
-      <w:r>
-        <w:t xml:space="preserve">“my opponent”</w:t>
-      </w:r>
-      <w:r>
-        <w:t xml:space="preserve">.</w:t>
+        <w:t xml:space="preserve">Refer to the other team as “our opponents” or “my opponent”.</w:t>
       </w:r>
     </w:p>
     <w:p>
@@ -782,19 +725,7 @@
         </w:numPr>
       </w:pPr>
       <w:r>
-        <w:t xml:space="preserve">The only thing you need to do to beat an genuinely off topic argument is say</w:t>
-      </w:r>
-      <w:r>
-        <w:t xml:space="preserve"> </w:t>
-      </w:r>
-      <w:r>
-        <w:t xml:space="preserve">“Judge, please disregard my opponent’s contention because it is off topic.”</w:t>
-      </w:r>
-      <w:r>
-        <w:t xml:space="preserve"> </w:t>
-      </w:r>
-      <w:r>
-        <w:t xml:space="preserve">(Of course, if the jury does not think that a contention is off topic, this may backfire.)</w:t>
+        <w:t xml:space="preserve">The only thing you need to do to beat an genuinely off topic argument is say “Judge, please disregard my opponent’s contention because it is off topic.” (Of course, if the jury does not think that a contention is off topic, this may backfire.)</w:t>
       </w:r>
     </w:p>
     <w:p>
@@ -856,13 +787,7 @@
         </w:numPr>
       </w:pPr>
       <w:r>
-        <w:t xml:space="preserve">Warrant (</w:t>
-      </w:r>
-      <w:r>
-        <w:t xml:space="preserve">“This is true because…”</w:t>
-      </w:r>
-      <w:r>
-        <w:t xml:space="preserve">)</w:t>
+        <w:t xml:space="preserve">Warrant (“This is true because…”)</w:t>
       </w:r>
     </w:p>
     <w:p>
@@ -886,13 +811,7 @@
         </w:numPr>
       </w:pPr>
       <w:r>
-        <w:t xml:space="preserve">Impact (</w:t>
-      </w:r>
-      <w:r>
-        <w:t xml:space="preserve">“This is important because…”</w:t>
-      </w:r>
-      <w:r>
-        <w:t xml:space="preserve">)</w:t>
+        <w:t xml:space="preserve">Impact (“This is important because…”)</w:t>
       </w:r>
     </w:p>
     <w:p>
@@ -1250,16 +1169,7 @@
         </w:numPr>
       </w:pPr>
       <w:r>
-        <w:t xml:space="preserve">Remember: if you want to win, you need to focus on persuading your judges. How many times have you been in an argument with someone and find yourself thinking,</w:t>
-      </w:r>
-      <w:r>
-        <w:t xml:space="preserve"> </w:t>
-      </w:r>
-      <w:r>
-        <w:t xml:space="preserve">“oh my god why don’t you understand?! The evidence is right there!”</w:t>
-      </w:r>
-      <w:r>
-        <w:t xml:space="preserve">? Facts alone don’t win arguments.</w:t>
+        <w:t xml:space="preserve">Remember: if you want to win, you need to focus on persuading your judges. How many times have you been in an argument with someone and find yourself thinking, “oh my god why don’t you understand?! The evidence is right there!”? Facts alone don’t win arguments.</w:t>
       </w:r>
       <w:r>
         <w:t xml:space="preserve"> </w:t>
@@ -1278,8 +1188,8 @@
         <w:t xml:space="preserve">wins arguments.</w:t>
       </w:r>
     </w:p>
-    <w:bookmarkEnd w:id="24"/>
-    <w:bookmarkStart w:id="25" w:name="what-to-prepare"/>
+    <w:bookmarkEnd w:id="13"/>
+    <w:bookmarkStart w:id="14" w:name="what-to-prepare"/>
     <w:p>
       <w:pPr>
         <w:pStyle w:val="Heading2"/>
@@ -1348,7 +1258,7 @@
         <w:t xml:space="preserve">A pen and paper so you can take notes on what your opponents say.</w:t>
       </w:r>
     </w:p>
-    <w:bookmarkEnd w:id="25"/>
+    <w:bookmarkEnd w:id="14"/>
     <w:sectPr>
       <w:footnotePr>
         <w:numRestart w:val="eachSect"/>
@@ -1378,7 +1288,7 @@
       </w:r>
     </w:p>
   </w:footnote>
-  <w:footnote w:id="20">
+  <w:footnote w:id="9">
     <w:p>
       <w:pPr>
         <w:pStyle w:val="FootnoteText"/>
@@ -2326,10 +2236,10 @@
   <w:docDefaults>
     <w:rPrDefault>
       <w:rPr>
-        <w:rFonts w:asciiTheme="minorHAnsi" w:cstheme="minorBidi" w:eastAsiaTheme="minorHAnsi" w:hAnsiTheme="minorHAnsi"/>
+        <w:rFonts w:asciiTheme="minorHAnsi" w:cstheme="minorBidi" w:eastAsiaTheme="minorEastAsia" w:hAnsiTheme="minorHAnsi"/>
         <w:sz w:val="24"/>
         <w:szCs w:val="24"/>
-        <w:lang w:bidi="ar-SA" w:eastAsia="en-US" w:val="en-US"/>
+        <w:lang w:bidi="ar-SA" w:eastAsia="zh-CN" w:val="en-US"/>
       </w:rPr>
     </w:rPrDefault>
     <w:pPrDefault>
@@ -2870,13 +2780,6 @@
       </w:tblCellMar>
     </w:tblPr>
     <w:tblStylePr w:type="firstRow">
-      <w:tblPr>
-        <w:jc w:val="left"/>
-        <w:tblInd w:type="dxa" w:w="0"/>
-      </w:tblPr>
-      <w:trPr>
-        <w:jc w:val="left"/>
-      </w:trPr>
       <w:tcPr>
         <w:tcBorders>
           <w:bottom w:val="single"/>
